--- a/chapters/02-randomized-experiments.docx
+++ b/chapters/02-randomized-experiments.docx
@@ -2263,10 +2263,12 @@
             <m:oMath>
               <m:r>
                 <m:rPr>
-                  <m:nor/>
                   <m:sty m:val="p"/>
                 </m:rPr>
                 <m:t>E</m:t>
+              </m:r>
+              <m:r>
+                <m:t>​</m:t>
               </m:r>
               <m:d>
                 <m:dPr>
@@ -2321,6 +2323,9 @@
                 </m:e>
               </m:d>
               <m:r>
+                <m:t>​</m:t>
+              </m:r>
+              <m:r>
                 <m:rPr>
                   <m:sty m:val="p"/>
                 </m:rPr>
@@ -2328,10 +2333,12 @@
               </m:r>
               <m:r>
                 <m:rPr>
-                  <m:nor/>
                   <m:sty m:val="p"/>
                 </m:rPr>
                 <m:t>E</m:t>
+              </m:r>
+              <m:r>
+                <m:t>​</m:t>
               </m:r>
               <m:d>
                 <m:dPr>
@@ -2355,6 +2362,9 @@
                   </m:sSup>
                 </m:e>
               </m:d>
+              <m:r>
+                <m:t>​</m:t>
+              </m:r>
             </m:oMath>
             <w:r>
               <w:t xml:space="preserve"> </w:t>
@@ -2446,10 +2456,12 @@
             <m:oMath>
               <m:r>
                 <m:rPr>
-                  <m:nor/>
                   <m:sty m:val="p"/>
                 </m:rPr>
                 <m:t>E</m:t>
+              </m:r>
+              <m:r>
+                <m:t>​</m:t>
               </m:r>
               <m:d>
                 <m:dPr>
@@ -2474,6 +2486,9 @@
                 </m:e>
               </m:d>
               <m:r>
+                <m:t>​</m:t>
+              </m:r>
+              <m:r>
                 <m:rPr>
                   <m:sty m:val="p"/>
                 </m:rPr>
@@ -2481,10 +2496,12 @@
               </m:r>
               <m:r>
                 <m:rPr>
-                  <m:nor/>
                   <m:sty m:val="p"/>
                 </m:rPr>
                 <m:t>E</m:t>
+              </m:r>
+              <m:r>
+                <m:t>​</m:t>
               </m:r>
               <m:d>
                 <m:dPr>
@@ -2517,6 +2534,9 @@
                   </m:r>
                 </m:e>
               </m:d>
+              <m:r>
+                <m:t>​</m:t>
+              </m:r>
             </m:oMath>
             <w:r>
               <w:t xml:space="preserve">:</w:t>
@@ -8903,13 +8923,15 @@
                   <m:e>
                     <m:r>
                       <m:rPr>
-                        <m:nor/>
                         <m:sty m:val="p"/>
                       </m:rPr>
                       <m:t>E</m:t>
                     </m:r>
                   </m:e>
                 </m:nary>
+                <m:r>
+                  <m:t>​</m:t>
+                </m:r>
                 <m:d>
                   <m:dPr>
                     <m:begChr m:val="["/>
@@ -8960,6 +8982,9 @@
                   </m:e>
                 </m:d>
                 <m:r>
+                  <m:t>​</m:t>
+                </m:r>
+                <m:r>
                   <m:rPr>
                     <m:sty m:val="p"/>
                   </m:rPr>
@@ -9017,10 +9042,12 @@
             <m:oMath>
               <m:r>
                 <m:rPr>
-                  <m:nor/>
                   <m:sty m:val="p"/>
                 </m:rPr>
                 <m:t>E</m:t>
+              </m:r>
+              <m:r>
+                <m:t>​</m:t>
               </m:r>
               <m:d>
                 <m:dPr>
@@ -9044,6 +9071,9 @@
                   </m:sSup>
                 </m:e>
               </m:d>
+              <m:r>
+                <m:t>​</m:t>
+              </m:r>
             </m:oMath>
             <w:r>
               <w:t xml:space="preserve">, i.e. the mean that would have been observed had everyone in the population received</w:t>
@@ -13022,13 +13052,15 @@
                 <m:e>
                   <m:r>
                     <m:rPr>
-                      <m:nor/>
                       <m:sty m:val="p"/>
                     </m:rPr>
                     <m:t>E</m:t>
                   </m:r>
                 </m:e>
               </m:nary>
+              <m:r>
+                <m:t>​</m:t>
+              </m:r>
               <m:d>
                 <m:dPr>
                   <m:begChr m:val="["/>
@@ -13079,6 +13111,9 @@
                 </m:e>
               </m:d>
               <m:r>
+                <m:t>​</m:t>
+              </m:r>
+              <m:r>
                 <m:rPr>
                   <m:sty m:val="p"/>
                 </m:rPr>
@@ -13130,10 +13165,12 @@
             <m:oMath>
               <m:r>
                 <m:rPr>
-                  <m:nor/>
                   <m:sty m:val="p"/>
                 </m:rPr>
                 <m:t>E</m:t>
+              </m:r>
+              <m:r>
+                <m:t>​</m:t>
               </m:r>
               <m:d>
                 <m:dPr>
@@ -13214,6 +13251,9 @@
                   </m:f>
                 </m:e>
               </m:d>
+              <m:r>
+                <m:t>​</m:t>
+              </m:r>
             </m:oMath>
             <w:r>
               <w:t xml:space="preserve">.</w:t>
@@ -13278,10 +13318,12 @@
             <m:oMath>
               <m:r>
                 <m:rPr>
-                  <m:nor/>
                   <m:sty m:val="p"/>
                 </m:rPr>
                 <m:t>E</m:t>
+              </m:r>
+              <m:r>
+                <m:t>​</m:t>
               </m:r>
               <m:d>
                 <m:dPr>
@@ -13305,6 +13347,9 @@
                   </m:sSup>
                 </m:e>
               </m:d>
+              <m:r>
+                <m:t>​</m:t>
+              </m:r>
             </m:oMath>
             <w:r>
               <w:rPr>
@@ -13364,10 +13409,12 @@
             <m:oMath>
               <m:r>
                 <m:rPr>
-                  <m:nor/>
                   <m:sty m:val="p"/>
                 </m:rPr>
                 <m:t>E</m:t>
+              </m:r>
+              <m:r>
+                <m:t>​</m:t>
               </m:r>
               <m:d>
                 <m:dPr>
@@ -13391,6 +13438,9 @@
                   </m:sSup>
                 </m:e>
               </m:d>
+              <m:r>
+                <m:t>​</m:t>
+              </m:r>
             </m:oMath>
             <w:r>
               <w:t xml:space="preserve"> </w:t>
@@ -13418,10 +13468,12 @@
             <m:oMath>
               <m:r>
                 <m:rPr>
-                  <m:nor/>
                   <m:sty m:val="p"/>
                 </m:rPr>
                 <m:t>E</m:t>
+              </m:r>
+              <m:r>
+                <m:t>​</m:t>
               </m:r>
               <m:d>
                 <m:dPr>
@@ -13512,6 +13564,9 @@
                 </m:e>
               </m:d>
               <m:r>
+                <m:t>​</m:t>
+              </m:r>
+              <m:r>
                 <m:rPr>
                   <m:sty m:val="p"/>
                 </m:rPr>
@@ -14044,13 +14099,15 @@
           <m:e>
             <m:r>
               <m:rPr>
-                <m:nor/>
                 <m:sty m:val="p"/>
               </m:rPr>
               <m:t>E</m:t>
             </m:r>
           </m:e>
         </m:nary>
+        <m:r>
+          <m:t>​</m:t>
+        </m:r>
         <m:d>
           <m:dPr>
             <m:begChr m:val="["/>
@@ -14100,6 +14157,9 @@
             </m:r>
           </m:e>
         </m:d>
+        <m:r>
+          <m:t>​</m:t>
+        </m:r>
         <m:r>
           <m:rPr>
             <m:sty m:val="p"/>

--- a/chapters/02-randomized-experiments.docx
+++ b/chapters/02-randomized-experiments.docx
@@ -2263,6 +2263,7 @@
             <m:oMath>
               <m:r>
                 <m:rPr>
+                  <m:scr m:val="double-struck"/>
                   <m:sty m:val="p"/>
                 </m:rPr>
                 <m:t>E</m:t>
@@ -2333,6 +2334,7 @@
               </m:r>
               <m:r>
                 <m:rPr>
+                  <m:scr m:val="double-struck"/>
                   <m:sty m:val="p"/>
                 </m:rPr>
                 <m:t>E</m:t>
@@ -2456,6 +2458,7 @@
             <m:oMath>
               <m:r>
                 <m:rPr>
+                  <m:scr m:val="double-struck"/>
                   <m:sty m:val="p"/>
                 </m:rPr>
                 <m:t>E</m:t>
@@ -2496,6 +2499,7 @@
               </m:r>
               <m:r>
                 <m:rPr>
+                  <m:scr m:val="double-struck"/>
                   <m:sty m:val="p"/>
                 </m:rPr>
                 <m:t>E</m:t>
@@ -8923,67 +8927,68 @@
                   <m:e>
                     <m:r>
                       <m:rPr>
+                        <m:scr m:val="double-struck"/>
                         <m:sty m:val="p"/>
                       </m:rPr>
                       <m:t>E</m:t>
                     </m:r>
+                    <m:r>
+                      <m:t>​</m:t>
+                    </m:r>
+                    <m:d>
+                      <m:dPr>
+                        <m:begChr m:val="["/>
+                        <m:sepChr m:val=""/>
+                        <m:endChr m:val="]"/>
+                        <m:grow/>
+                      </m:dPr>
+                      <m:e>
+                        <m:r>
+                          <m:t>Y</m:t>
+                        </m:r>
+                        <m:r>
+                          <m:rPr>
+                            <m:sty m:val="p"/>
+                          </m:rPr>
+                          <m:t>∣</m:t>
+                        </m:r>
+                        <m:r>
+                          <m:t>L</m:t>
+                        </m:r>
+                        <m:r>
+                          <m:rPr>
+                            <m:sty m:val="p"/>
+                          </m:rPr>
+                          <m:t>=</m:t>
+                        </m:r>
+                        <m:r>
+                          <m:t>l</m:t>
+                        </m:r>
+                        <m:r>
+                          <m:rPr>
+                            <m:sty m:val="p"/>
+                          </m:rPr>
+                          <m:t>,</m:t>
+                        </m:r>
+                        <m:r>
+                          <m:t>A</m:t>
+                        </m:r>
+                        <m:r>
+                          <m:rPr>
+                            <m:sty m:val="p"/>
+                          </m:rPr>
+                          <m:t>=</m:t>
+                        </m:r>
+                        <m:r>
+                          <m:t>a</m:t>
+                        </m:r>
+                      </m:e>
+                    </m:d>
+                    <m:r>
+                      <m:t>​</m:t>
+                    </m:r>
                   </m:e>
                 </m:nary>
-                <m:r>
-                  <m:t>​</m:t>
-                </m:r>
-                <m:d>
-                  <m:dPr>
-                    <m:begChr m:val="["/>
-                    <m:sepChr m:val=""/>
-                    <m:endChr m:val="]"/>
-                    <m:grow/>
-                  </m:dPr>
-                  <m:e>
-                    <m:r>
-                      <m:t>Y</m:t>
-                    </m:r>
-                    <m:r>
-                      <m:rPr>
-                        <m:sty m:val="p"/>
-                      </m:rPr>
-                      <m:t>∣</m:t>
-                    </m:r>
-                    <m:r>
-                      <m:t>L</m:t>
-                    </m:r>
-                    <m:r>
-                      <m:rPr>
-                        <m:sty m:val="p"/>
-                      </m:rPr>
-                      <m:t>=</m:t>
-                    </m:r>
-                    <m:r>
-                      <m:t>l</m:t>
-                    </m:r>
-                    <m:r>
-                      <m:rPr>
-                        <m:sty m:val="p"/>
-                      </m:rPr>
-                      <m:t>,</m:t>
-                    </m:r>
-                    <m:r>
-                      <m:t>A</m:t>
-                    </m:r>
-                    <m:r>
-                      <m:rPr>
-                        <m:sty m:val="p"/>
-                      </m:rPr>
-                      <m:t>=</m:t>
-                    </m:r>
-                    <m:r>
-                      <m:t>a</m:t>
-                    </m:r>
-                  </m:e>
-                </m:d>
-                <m:r>
-                  <m:t>​</m:t>
-                </m:r>
                 <m:r>
                   <m:rPr>
                     <m:sty m:val="p"/>
@@ -9042,6 +9047,7 @@
             <m:oMath>
               <m:r>
                 <m:rPr>
+                  <m:scr m:val="double-struck"/>
                   <m:sty m:val="p"/>
                 </m:rPr>
                 <m:t>E</m:t>
@@ -13052,67 +13058,68 @@
                 <m:e>
                   <m:r>
                     <m:rPr>
+                      <m:scr m:val="double-struck"/>
                       <m:sty m:val="p"/>
                     </m:rPr>
                     <m:t>E</m:t>
                   </m:r>
+                  <m:r>
+                    <m:t>​</m:t>
+                  </m:r>
+                  <m:d>
+                    <m:dPr>
+                      <m:begChr m:val="["/>
+                      <m:sepChr m:val=""/>
+                      <m:endChr m:val="]"/>
+                      <m:grow/>
+                    </m:dPr>
+                    <m:e>
+                      <m:r>
+                        <m:t>Y</m:t>
+                      </m:r>
+                      <m:r>
+                        <m:rPr>
+                          <m:sty m:val="p"/>
+                        </m:rPr>
+                        <m:t>∣</m:t>
+                      </m:r>
+                      <m:r>
+                        <m:t>A</m:t>
+                      </m:r>
+                      <m:r>
+                        <m:rPr>
+                          <m:sty m:val="p"/>
+                        </m:rPr>
+                        <m:t>=</m:t>
+                      </m:r>
+                      <m:r>
+                        <m:t>a</m:t>
+                      </m:r>
+                      <m:r>
+                        <m:rPr>
+                          <m:sty m:val="p"/>
+                        </m:rPr>
+                        <m:t>,</m:t>
+                      </m:r>
+                      <m:r>
+                        <m:t>L</m:t>
+                      </m:r>
+                      <m:r>
+                        <m:rPr>
+                          <m:sty m:val="p"/>
+                        </m:rPr>
+                        <m:t>=</m:t>
+                      </m:r>
+                      <m:r>
+                        <m:t>l</m:t>
+                      </m:r>
+                    </m:e>
+                  </m:d>
+                  <m:r>
+                    <m:t>​</m:t>
+                  </m:r>
                 </m:e>
               </m:nary>
-              <m:r>
-                <m:t>​</m:t>
-              </m:r>
-              <m:d>
-                <m:dPr>
-                  <m:begChr m:val="["/>
-                  <m:sepChr m:val=""/>
-                  <m:endChr m:val="]"/>
-                  <m:grow/>
-                </m:dPr>
-                <m:e>
-                  <m:r>
-                    <m:t>Y</m:t>
-                  </m:r>
-                  <m:r>
-                    <m:rPr>
-                      <m:sty m:val="p"/>
-                    </m:rPr>
-                    <m:t>∣</m:t>
-                  </m:r>
-                  <m:r>
-                    <m:t>A</m:t>
-                  </m:r>
-                  <m:r>
-                    <m:rPr>
-                      <m:sty m:val="p"/>
-                    </m:rPr>
-                    <m:t>=</m:t>
-                  </m:r>
-                  <m:r>
-                    <m:t>a</m:t>
-                  </m:r>
-                  <m:r>
-                    <m:rPr>
-                      <m:sty m:val="p"/>
-                    </m:rPr>
-                    <m:t>,</m:t>
-                  </m:r>
-                  <m:r>
-                    <m:t>L</m:t>
-                  </m:r>
-                  <m:r>
-                    <m:rPr>
-                      <m:sty m:val="p"/>
-                    </m:rPr>
-                    <m:t>=</m:t>
-                  </m:r>
-                  <m:r>
-                    <m:t>l</m:t>
-                  </m:r>
-                </m:e>
-              </m:d>
-              <m:r>
-                <m:t>​</m:t>
-              </m:r>
               <m:r>
                 <m:rPr>
                   <m:sty m:val="p"/>
@@ -13165,6 +13172,7 @@
             <m:oMath>
               <m:r>
                 <m:rPr>
+                  <m:scr m:val="double-struck"/>
                   <m:sty m:val="p"/>
                 </m:rPr>
                 <m:t>E</m:t>
@@ -13318,6 +13326,7 @@
             <m:oMath>
               <m:r>
                 <m:rPr>
+                  <m:scr m:val="double-struck"/>
                   <m:sty m:val="p"/>
                 </m:rPr>
                 <m:t>E</m:t>
@@ -13409,6 +13418,7 @@
             <m:oMath>
               <m:r>
                 <m:rPr>
+                  <m:scr m:val="double-struck"/>
                   <m:sty m:val="p"/>
                 </m:rPr>
                 <m:t>E</m:t>
@@ -13468,6 +13478,7 @@
             <m:oMath>
               <m:r>
                 <m:rPr>
+                  <m:scr m:val="double-struck"/>
                   <m:sty m:val="p"/>
                 </m:rPr>
                 <m:t>E</m:t>
@@ -14099,67 +14110,68 @@
           <m:e>
             <m:r>
               <m:rPr>
+                <m:scr m:val="double-struck"/>
                 <m:sty m:val="p"/>
               </m:rPr>
               <m:t>E</m:t>
             </m:r>
+            <m:r>
+              <m:t>​</m:t>
+            </m:r>
+            <m:d>
+              <m:dPr>
+                <m:begChr m:val="["/>
+                <m:sepChr m:val=""/>
+                <m:endChr m:val="]"/>
+                <m:grow/>
+              </m:dPr>
+              <m:e>
+                <m:r>
+                  <m:t>Y</m:t>
+                </m:r>
+                <m:r>
+                  <m:rPr>
+                    <m:sty m:val="p"/>
+                  </m:rPr>
+                  <m:t>∣</m:t>
+                </m:r>
+                <m:r>
+                  <m:t>L</m:t>
+                </m:r>
+                <m:r>
+                  <m:rPr>
+                    <m:sty m:val="p"/>
+                  </m:rPr>
+                  <m:t>=</m:t>
+                </m:r>
+                <m:r>
+                  <m:t>l</m:t>
+                </m:r>
+                <m:r>
+                  <m:rPr>
+                    <m:sty m:val="p"/>
+                  </m:rPr>
+                  <m:t>,</m:t>
+                </m:r>
+                <m:r>
+                  <m:t>A</m:t>
+                </m:r>
+                <m:r>
+                  <m:rPr>
+                    <m:sty m:val="p"/>
+                  </m:rPr>
+                  <m:t>=</m:t>
+                </m:r>
+                <m:r>
+                  <m:t>a</m:t>
+                </m:r>
+              </m:e>
+            </m:d>
+            <m:r>
+              <m:t>​</m:t>
+            </m:r>
           </m:e>
         </m:nary>
-        <m:r>
-          <m:t>​</m:t>
-        </m:r>
-        <m:d>
-          <m:dPr>
-            <m:begChr m:val="["/>
-            <m:sepChr m:val=""/>
-            <m:endChr m:val="]"/>
-            <m:grow/>
-          </m:dPr>
-          <m:e>
-            <m:r>
-              <m:t>Y</m:t>
-            </m:r>
-            <m:r>
-              <m:rPr>
-                <m:sty m:val="p"/>
-              </m:rPr>
-              <m:t>∣</m:t>
-            </m:r>
-            <m:r>
-              <m:t>L</m:t>
-            </m:r>
-            <m:r>
-              <m:rPr>
-                <m:sty m:val="p"/>
-              </m:rPr>
-              <m:t>=</m:t>
-            </m:r>
-            <m:r>
-              <m:t>l</m:t>
-            </m:r>
-            <m:r>
-              <m:rPr>
-                <m:sty m:val="p"/>
-              </m:rPr>
-              <m:t>,</m:t>
-            </m:r>
-            <m:r>
-              <m:t>A</m:t>
-            </m:r>
-            <m:r>
-              <m:rPr>
-                <m:sty m:val="p"/>
-              </m:rPr>
-              <m:t>=</m:t>
-            </m:r>
-            <m:r>
-              <m:t>a</m:t>
-            </m:r>
-          </m:e>
-        </m:d>
-        <m:r>
-          <m:t>​</m:t>
-        </m:r>
         <m:r>
           <m:rPr>
             <m:sty m:val="p"/>
